--- a/resources/teacher/Tool-Carry-All-50-Period-Teaching-Program-v2.1-Network-Benchmark.docx
+++ b/resources/teacher/Tool-Carry-All-50-Period-Teaching-Program-v2.1-Network-Benchmark.docx
@@ -1,6 +1,6 @@
 
 <file path=word/document.xml><?xml version="1.0" encoding="utf-8"?>
-<w:document xmlns:wpc="http://schemas.microsoft.com/office/word/2010/wordprocessingCanvas" xmlns:cx="http://schemas.microsoft.com/office/drawing/2014/chartex" xmlns:cx1="http://schemas.microsoft.com/office/drawing/2015/9/8/chartex" xmlns:cx2="http://schemas.microsoft.com/office/drawing/2015/10/21/chartex" xmlns:cx3="http://schemas.microsoft.com/office/drawing/2016/5/9/chartex" xmlns:cx4="http://schemas.microsoft.com/office/drawing/2016/5/10/chartex" xmlns:cx5="http://schemas.microsoft.com/office/drawing/2016/5/11/chartex" xmlns:cx6="http://schemas.microsoft.com/office/drawing/2016/5/12/chartex" xmlns:cx7="http://schemas.microsoft.com/office/drawing/2016/5/13/chartex" xmlns:cx8="http://schemas.microsoft.com/office/drawing/2016/5/14/chartex" xmlns:mc="http://schemas.openxmlformats.org/markup-compatibility/2006" xmlns:aink="http://schemas.microsoft.com/office/drawing/2016/ink" xmlns:am3d="http://schemas.microsoft.com/office/drawing/2017/model3d" xmlns:o="urn:schemas-microsoft-com:office:office" xmlns:oel="http://schemas.microsoft.com/office/2019/extlst" xmlns:r="http://schemas.openxmlformats.org/officeDocument/2006/relationships" xmlns:m="http://schemas.openxmlformats.org/officeDocument/2006/math" xmlns:v="urn:schemas-microsoft-com:vml" xmlns:wp14="http://schemas.microsoft.com/office/word/2010/wordprocessingDrawing" xmlns:wp="http://schemas.openxmlformats.org/drawingml/2006/wordprocessingDrawing" xmlns:w10="urn:schemas-microsoft-com:office:word" xmlns:w="http://schemas.openxmlformats.org/wordprocessingml/2006/main" xmlns:w14="http://schemas.microsoft.com/office/word/2010/wordml" xmlns:w15="http://schemas.microsoft.com/office/word/2012/wordml" xmlns:w16cei="http://schemas.microsoft.com/office/word/2026/wordml/cei" xmlns:w16cex="http://schemas.microsoft.com/office/word/2018/wordml/cex" xmlns:w16cid="http://schemas.microsoft.com/office/word/2016/wordml/cid" xmlns:w16="http://schemas.microsoft.com/office/word/2018/wordml" xmlns:w16du="http://schemas.microsoft.com/office/word/2023/wordml/word16du" xmlns:w16sdtdh="http://schemas.microsoft.com/office/word/2020/wordml/sdtdatahash" xmlns:w16sdtfl="http://schemas.microsoft.com/office/word/2024/wordml/sdtformatlock" xmlns:w16se="http://schemas.microsoft.com/office/word/2015/wordml/symex" xmlns:wpg="http://schemas.microsoft.com/office/word/2010/wordprocessingGroup" xmlns:wpi="http://schemas.microsoft.com/office/word/2010/wordprocessingInk" xmlns:wne="http://schemas.microsoft.com/office/word/2006/wordml" xmlns:wps="http://schemas.microsoft.com/office/word/2010/wordprocessingShape" mc:Ignorable="w14 w15 w16se w16cid w16 w16cex w16sdtdh w16sdtfl w16du wp14">
+<w:document xmlns:wp14="http://schemas.microsoft.com/office/word/2010/wordprocessingDrawing" xmlns:w16du="http://schemas.microsoft.com/office/word/2023/wordml/word16du" xmlns:w16sdtfl="http://schemas.microsoft.com/office/word/2024/wordml/sdtformatlock" xmlns:w16sdtdh="http://schemas.microsoft.com/office/word/2020/wordml/sdtdatahash" xmlns:w16cex="http://schemas.microsoft.com/office/word/2018/wordml/cex" xmlns:w16="http://schemas.microsoft.com/office/word/2018/wordml" xmlns:w16cid="http://schemas.microsoft.com/office/word/2016/wordml/cid" xmlns:w16se="http://schemas.microsoft.com/office/word/2015/wordml/symex" xmlns:w15="http://schemas.microsoft.com/office/word/2012/wordml" xmlns:w14="http://schemas.microsoft.com/office/word/2010/wordml" xmlns:w="http://schemas.openxmlformats.org/wordprocessingml/2006/main" xmlns:mc="http://schemas.openxmlformats.org/markup-compatibility/2006" xmlns:r="http://schemas.openxmlformats.org/officeDocument/2006/relationships" mc:Ignorable="w14 w15 w16se w16cid w16 w16cex w16sdtdh w16sdtfl w16du wp14">
   <w:body>
     <w:p>
       <w:pPr>
@@ -2402,7 +2402,7 @@
                 <w:color w:val="FFFFFF"/>
                 <w:sz w:val="19"/>
               </w:rPr>
-              <w:t>Syllabus alignment</w:t>
+              <w:t>Syllabus content</w:t>
             </w:r>
           </w:p>
         </w:tc>
@@ -2430,7 +2430,7 @@
                 <w:color w:val="FFFFFF"/>
                 <w:sz w:val="19"/>
               </w:rPr>
-              <w:t>What the teacher checks</w:t>
+              <w:t>Evidence / outcomes</w:t>
             </w:r>
           </w:p>
         </w:tc>
@@ -2633,7 +2633,7 @@
                 <w:rFonts w:ascii="Aptos" w:hAnsi="Aptos"/>
                 <w:b/>
                 <w:color w:val="174829"/>
-                <w:sz w:val="18"/>
+                <w:sz w:val="19"/>
               </w:rPr>
               <w:t xml:space="preserve"> · INT5-DES-01, INT5-EVL-01, INT5-ENV-01</w:t>
             </w:r>
@@ -2654,7 +2654,7 @@
                 <w:rFonts w:ascii="Aptos" w:hAnsi="Aptos"/>
                 <w:b/>
                 <w:color w:val="174829"/>
-                <w:sz w:val="18"/>
+                <w:sz w:val="19"/>
               </w:rPr>
               <w:t xml:space="preserve"> · INT5-SAF-01</w:t>
             </w:r>
@@ -2887,7 +2887,7 @@
                 <w:rFonts w:ascii="Aptos" w:hAnsi="Aptos"/>
                 <w:b/>
                 <w:color w:val="174829"/>
-                <w:sz w:val="18"/>
+                <w:sz w:val="19"/>
               </w:rPr>
               <w:t xml:space="preserve"> · INT5-PRO-01, INT5-INP-01, INT5-USE-01</w:t>
             </w:r>
@@ -3126,7 +3126,7 @@
                 <w:rFonts w:ascii="Aptos" w:hAnsi="Aptos"/>
                 <w:b/>
                 <w:color w:val="174829"/>
-                <w:sz w:val="18"/>
+                <w:sz w:val="19"/>
               </w:rPr>
               <w:t xml:space="preserve"> · INT5-SAF-01</w:t>
             </w:r>
@@ -3306,7 +3306,7 @@
                 <w:rFonts w:ascii="Aptos" w:hAnsi="Aptos"/>
                 <w:b/>
                 <w:color w:val="174829"/>
-                <w:sz w:val="18"/>
+                <w:sz w:val="19"/>
               </w:rPr>
               <w:t xml:space="preserve"> · INT5-SAF-01</w:t>
             </w:r>
@@ -3486,7 +3486,7 @@
                 <w:rFonts w:ascii="Aptos" w:hAnsi="Aptos"/>
                 <w:b/>
                 <w:color w:val="174829"/>
-                <w:sz w:val="18"/>
+                <w:sz w:val="19"/>
               </w:rPr>
               <w:t xml:space="preserve"> · INT5-PRO-01, INT5-INP-01, INT5-USE-01</w:t>
             </w:r>
@@ -3719,7 +3719,7 @@
                 <w:rFonts w:ascii="Aptos" w:hAnsi="Aptos"/>
                 <w:b/>
                 <w:color w:val="174829"/>
-                <w:sz w:val="18"/>
+                <w:sz w:val="19"/>
               </w:rPr>
               <w:t xml:space="preserve"> · INT5-COM-01</w:t>
             </w:r>
@@ -3952,7 +3952,7 @@
                 <w:rFonts w:ascii="Aptos" w:hAnsi="Aptos"/>
                 <w:b/>
                 <w:color w:val="174829"/>
-                <w:sz w:val="18"/>
+                <w:sz w:val="19"/>
               </w:rPr>
               <w:t xml:space="preserve"> · INT5-DES-01, INT5-EVL-01, INT5-ENV-01</w:t>
             </w:r>
@@ -3973,7 +3973,7 @@
                 <w:rFonts w:ascii="Aptos" w:hAnsi="Aptos"/>
                 <w:b/>
                 <w:color w:val="174829"/>
-                <w:sz w:val="18"/>
+                <w:sz w:val="19"/>
               </w:rPr>
               <w:t xml:space="preserve"> · INT5-DES-01, INT5-EVL-01, INT5-ENV-01</w:t>
             </w:r>
@@ -3994,7 +3994,7 @@
                 <w:rFonts w:ascii="Aptos" w:hAnsi="Aptos"/>
                 <w:b/>
                 <w:color w:val="174829"/>
-                <w:sz w:val="18"/>
+                <w:sz w:val="19"/>
               </w:rPr>
               <w:t xml:space="preserve"> · INT5-USE-01, INT5-ENV-01</w:t>
             </w:r>
@@ -4015,7 +4015,7 @@
                 <w:rFonts w:ascii="Aptos" w:hAnsi="Aptos"/>
                 <w:b/>
                 <w:color w:val="174829"/>
-                <w:sz w:val="18"/>
+                <w:sz w:val="19"/>
               </w:rPr>
               <w:t xml:space="preserve"> · INT5-SAF-01, INT5-USE-01</w:t>
             </w:r>
@@ -4036,7 +4036,7 @@
                 <w:rFonts w:ascii="Aptos" w:hAnsi="Aptos"/>
                 <w:b/>
                 <w:color w:val="174829"/>
-                <w:sz w:val="18"/>
+                <w:sz w:val="19"/>
               </w:rPr>
               <w:t xml:space="preserve"> · INT5-PRO-01, INT5-INP-01, INT5-USE-01</w:t>
             </w:r>
@@ -4275,7 +4275,7 @@
                 <w:rFonts w:ascii="Aptos" w:hAnsi="Aptos"/>
                 <w:b/>
                 <w:color w:val="174829"/>
-                <w:sz w:val="18"/>
+                <w:sz w:val="19"/>
               </w:rPr>
               <w:t xml:space="preserve"> · INT5-PRO-01, INT5-INP-01, INT5-USE-01</w:t>
             </w:r>
@@ -4455,7 +4455,7 @@
                 <w:rFonts w:ascii="Aptos" w:hAnsi="Aptos"/>
                 <w:b/>
                 <w:color w:val="174829"/>
-                <w:sz w:val="18"/>
+                <w:sz w:val="19"/>
               </w:rPr>
               <w:t xml:space="preserve"> · INT5-SAF-01</w:t>
             </w:r>
@@ -4635,7 +4635,7 @@
                 <w:rFonts w:ascii="Aptos" w:hAnsi="Aptos"/>
                 <w:b/>
                 <w:color w:val="174829"/>
-                <w:sz w:val="18"/>
+                <w:sz w:val="19"/>
               </w:rPr>
               <w:t xml:space="preserve"> · INT5-PRO-01, INT5-INP-01, INT5-USE-01</w:t>
             </w:r>
@@ -4897,7 +4897,7 @@
                 <w:color w:val="FFFFFF"/>
                 <w:sz w:val="19"/>
               </w:rPr>
-              <w:t>Syllabus alignment</w:t>
+              <w:t>Syllabus content</w:t>
             </w:r>
           </w:p>
         </w:tc>
@@ -4925,7 +4925,7 @@
                 <w:color w:val="FFFFFF"/>
                 <w:sz w:val="19"/>
               </w:rPr>
-              <w:t>What the teacher checks</w:t>
+              <w:t>Evidence / outcomes</w:t>
             </w:r>
           </w:p>
         </w:tc>
@@ -5128,7 +5128,7 @@
                 <w:rFonts w:ascii="Aptos" w:hAnsi="Aptos"/>
                 <w:b/>
                 <w:color w:val="174829"/>
-                <w:sz w:val="18"/>
+                <w:sz w:val="19"/>
               </w:rPr>
               <w:t xml:space="preserve"> · INT5-PRO-01, INT5-INP-01, INT5-USE-01</w:t>
             </w:r>
@@ -5361,7 +5361,7 @@
                 <w:rFonts w:ascii="Aptos" w:hAnsi="Aptos"/>
                 <w:b/>
                 <w:color w:val="174829"/>
-                <w:sz w:val="18"/>
+                <w:sz w:val="19"/>
               </w:rPr>
               <w:t xml:space="preserve"> · INT5-PRO-01, INT5-INP-01, INT5-USE-01</w:t>
             </w:r>
@@ -5600,7 +5600,7 @@
                 <w:rFonts w:ascii="Aptos" w:hAnsi="Aptos"/>
                 <w:b/>
                 <w:color w:val="174829"/>
-                <w:sz w:val="18"/>
+                <w:sz w:val="19"/>
               </w:rPr>
               <w:t xml:space="preserve"> · INT5-PRO-01, INT5-INP-01, INT5-USE-01</w:t>
             </w:r>
@@ -5780,7 +5780,7 @@
                 <w:rFonts w:ascii="Aptos" w:hAnsi="Aptos"/>
                 <w:b/>
                 <w:color w:val="174829"/>
-                <w:sz w:val="18"/>
+                <w:sz w:val="19"/>
               </w:rPr>
               <w:t xml:space="preserve"> · INT5-SAF-01</w:t>
             </w:r>
@@ -5960,7 +5960,7 @@
                 <w:rFonts w:ascii="Aptos" w:hAnsi="Aptos"/>
                 <w:b/>
                 <w:color w:val="174829"/>
-                <w:sz w:val="18"/>
+                <w:sz w:val="19"/>
               </w:rPr>
               <w:t xml:space="preserve"> · INT5-PRO-01, INT5-INP-01, INT5-USE-01</w:t>
             </w:r>
@@ -6193,7 +6193,7 @@
                 <w:rFonts w:ascii="Aptos" w:hAnsi="Aptos"/>
                 <w:b/>
                 <w:color w:val="174829"/>
-                <w:sz w:val="18"/>
+                <w:sz w:val="19"/>
               </w:rPr>
               <w:t xml:space="preserve"> · INT5-PRO-01, INT5-INP-01, INT5-USE-01</w:t>
             </w:r>
@@ -6426,7 +6426,7 @@
                 <w:rFonts w:ascii="Aptos" w:hAnsi="Aptos"/>
                 <w:b/>
                 <w:color w:val="174829"/>
-                <w:sz w:val="18"/>
+                <w:sz w:val="19"/>
               </w:rPr>
               <w:t xml:space="preserve"> · INT5-PRO-01, INT5-INP-01, INT5-USE-01</w:t>
             </w:r>
@@ -6665,7 +6665,7 @@
                 <w:rFonts w:ascii="Aptos" w:hAnsi="Aptos"/>
                 <w:b/>
                 <w:color w:val="174829"/>
-                <w:sz w:val="18"/>
+                <w:sz w:val="19"/>
               </w:rPr>
               <w:t xml:space="preserve"> · INT5-PRO-01, INT5-INP-01, INT5-USE-01</w:t>
             </w:r>
@@ -6845,7 +6845,7 @@
                 <w:rFonts w:ascii="Aptos" w:hAnsi="Aptos"/>
                 <w:b/>
                 <w:color w:val="174829"/>
-                <w:sz w:val="18"/>
+                <w:sz w:val="19"/>
               </w:rPr>
               <w:t xml:space="preserve"> · INT5-SAF-01</w:t>
             </w:r>
@@ -7025,7 +7025,7 @@
                 <w:rFonts w:ascii="Aptos" w:hAnsi="Aptos"/>
                 <w:b/>
                 <w:color w:val="174829"/>
-                <w:sz w:val="18"/>
+                <w:sz w:val="19"/>
               </w:rPr>
               <w:t xml:space="preserve"> · INT5-PRO-01, INT5-INP-01, INT5-USE-01</w:t>
             </w:r>
@@ -7287,7 +7287,7 @@
                 <w:color w:val="FFFFFF"/>
                 <w:sz w:val="19"/>
               </w:rPr>
-              <w:t>Syllabus alignment</w:t>
+              <w:t>Syllabus content</w:t>
             </w:r>
           </w:p>
         </w:tc>
@@ -7315,7 +7315,7 @@
                 <w:color w:val="FFFFFF"/>
                 <w:sz w:val="19"/>
               </w:rPr>
-              <w:t>What the teacher checks</w:t>
+              <w:t>Evidence / outcomes</w:t>
             </w:r>
           </w:p>
         </w:tc>
@@ -7518,7 +7518,7 @@
                 <w:rFonts w:ascii="Aptos" w:hAnsi="Aptos"/>
                 <w:b/>
                 <w:color w:val="174829"/>
-                <w:sz w:val="18"/>
+                <w:sz w:val="19"/>
               </w:rPr>
               <w:t xml:space="preserve"> · INT5-PRO-01, INT5-INP-01, INT5-USE-01</w:t>
             </w:r>
@@ -7751,7 +7751,7 @@
                 <w:rFonts w:ascii="Aptos" w:hAnsi="Aptos"/>
                 <w:b/>
                 <w:color w:val="174829"/>
-                <w:sz w:val="18"/>
+                <w:sz w:val="19"/>
               </w:rPr>
               <w:t xml:space="preserve"> · INT5-PRO-01, INT5-INP-01, INT5-USE-01</w:t>
             </w:r>
@@ -7990,7 +7990,7 @@
                 <w:rFonts w:ascii="Aptos" w:hAnsi="Aptos"/>
                 <w:b/>
                 <w:color w:val="174829"/>
-                <w:sz w:val="18"/>
+                <w:sz w:val="19"/>
               </w:rPr>
               <w:t xml:space="preserve"> · INT5-PRO-01, INT5-INP-01, INT5-USE-01</w:t>
             </w:r>
@@ -8170,7 +8170,7 @@
                 <w:rFonts w:ascii="Aptos" w:hAnsi="Aptos"/>
                 <w:b/>
                 <w:color w:val="174829"/>
-                <w:sz w:val="18"/>
+                <w:sz w:val="19"/>
               </w:rPr>
               <w:t xml:space="preserve"> · INT5-SAF-01</w:t>
             </w:r>
@@ -8350,7 +8350,7 @@
                 <w:rFonts w:ascii="Aptos" w:hAnsi="Aptos"/>
                 <w:b/>
                 <w:color w:val="174829"/>
-                <w:sz w:val="18"/>
+                <w:sz w:val="19"/>
               </w:rPr>
               <w:t xml:space="preserve"> · INT5-PRO-01, INT5-INP-01, INT5-USE-01</w:t>
             </w:r>
@@ -8583,7 +8583,7 @@
                 <w:rFonts w:ascii="Aptos" w:hAnsi="Aptos"/>
                 <w:b/>
                 <w:color w:val="174829"/>
-                <w:sz w:val="18"/>
+                <w:sz w:val="19"/>
               </w:rPr>
               <w:t xml:space="preserve"> · INT5-DES-01, INT5-EVL-01, INT5-ENV-01</w:t>
             </w:r>
@@ -8816,7 +8816,7 @@
                 <w:rFonts w:ascii="Aptos" w:hAnsi="Aptos"/>
                 <w:b/>
                 <w:color w:val="174829"/>
-                <w:sz w:val="18"/>
+                <w:sz w:val="19"/>
               </w:rPr>
               <w:t xml:space="preserve"> · INT5-PRO-01, INT5-INP-01, INT5-USE-01</w:t>
             </w:r>
@@ -8837,7 +8837,7 @@
                 <w:rFonts w:ascii="Aptos" w:hAnsi="Aptos"/>
                 <w:b/>
                 <w:color w:val="174829"/>
-                <w:sz w:val="18"/>
+                <w:sz w:val="19"/>
               </w:rPr>
               <w:t xml:space="preserve"> · INT5-COM-01</w:t>
             </w:r>
@@ -8858,7 +8858,7 @@
                 <w:rFonts w:ascii="Aptos" w:hAnsi="Aptos"/>
                 <w:b/>
                 <w:color w:val="174829"/>
-                <w:sz w:val="18"/>
+                <w:sz w:val="19"/>
               </w:rPr>
               <w:t xml:space="preserve"> · INT5-COM-01</w:t>
             </w:r>
@@ -9097,7 +9097,7 @@
                 <w:rFonts w:ascii="Aptos" w:hAnsi="Aptos"/>
                 <w:b/>
                 <w:color w:val="174829"/>
-                <w:sz w:val="18"/>
+                <w:sz w:val="19"/>
               </w:rPr>
               <w:t xml:space="preserve"> · INT5-SAF-01</w:t>
             </w:r>
@@ -9277,7 +9277,7 @@
                 <w:rFonts w:ascii="Aptos" w:hAnsi="Aptos"/>
                 <w:b/>
                 <w:color w:val="174829"/>
-                <w:sz w:val="18"/>
+                <w:sz w:val="19"/>
               </w:rPr>
               <w:t xml:space="preserve"> · INT5-SAF-01</w:t>
             </w:r>
@@ -9457,7 +9457,7 @@
                 <w:rFonts w:ascii="Aptos" w:hAnsi="Aptos"/>
                 <w:b/>
                 <w:color w:val="174829"/>
-                <w:sz w:val="18"/>
+                <w:sz w:val="19"/>
               </w:rPr>
               <w:t xml:space="preserve"> · INT5-PRO-01, INT5-INP-01, INT5-USE-01</w:t>
             </w:r>
@@ -9719,7 +9719,7 @@
                 <w:color w:val="FFFFFF"/>
                 <w:sz w:val="19"/>
               </w:rPr>
-              <w:t>Syllabus alignment</w:t>
+              <w:t>Syllabus content</w:t>
             </w:r>
           </w:p>
         </w:tc>
@@ -9747,7 +9747,7 @@
                 <w:color w:val="FFFFFF"/>
                 <w:sz w:val="19"/>
               </w:rPr>
-              <w:t>What the teacher checks</w:t>
+              <w:t>Evidence / outcomes</w:t>
             </w:r>
           </w:p>
         </w:tc>
@@ -9950,7 +9950,7 @@
                 <w:rFonts w:ascii="Aptos" w:hAnsi="Aptos"/>
                 <w:b/>
                 <w:color w:val="174829"/>
-                <w:sz w:val="18"/>
+                <w:sz w:val="19"/>
               </w:rPr>
               <w:t xml:space="preserve"> · INT5-PRO-01, INT5-INP-01, INT5-USE-01</w:t>
             </w:r>
@@ -9971,7 +9971,7 @@
                 <w:rFonts w:ascii="Aptos" w:hAnsi="Aptos"/>
                 <w:b/>
                 <w:color w:val="174829"/>
-                <w:sz w:val="18"/>
+                <w:sz w:val="19"/>
               </w:rPr>
               <w:t xml:space="preserve"> · INT5-USE-01, INT5-ENV-01</w:t>
             </w:r>
@@ -9992,7 +9992,7 @@
                 <w:rFonts w:ascii="Aptos" w:hAnsi="Aptos"/>
                 <w:b/>
                 <w:color w:val="174829"/>
-                <w:sz w:val="18"/>
+                <w:sz w:val="19"/>
               </w:rPr>
               <w:t xml:space="preserve"> · INT5-PRO-01, INT5-INP-01, INT5-USE-01</w:t>
             </w:r>
@@ -10225,7 +10225,7 @@
                 <w:rFonts w:ascii="Aptos" w:hAnsi="Aptos"/>
                 <w:b/>
                 <w:color w:val="174829"/>
-                <w:sz w:val="18"/>
+                <w:sz w:val="19"/>
               </w:rPr>
               <w:t xml:space="preserve"> · INT5-PRO-01, INT5-INP-01, INT5-USE-01</w:t>
             </w:r>
@@ -10464,7 +10464,7 @@
                 <w:rFonts w:ascii="Aptos" w:hAnsi="Aptos"/>
                 <w:b/>
                 <w:color w:val="174829"/>
-                <w:sz w:val="18"/>
+                <w:sz w:val="19"/>
               </w:rPr>
               <w:t xml:space="preserve"> · INT5-PRO-01, INT5-INP-01, INT5-USE-01</w:t>
             </w:r>
@@ -10485,7 +10485,7 @@
                 <w:rFonts w:ascii="Aptos" w:hAnsi="Aptos"/>
                 <w:b/>
                 <w:color w:val="174829"/>
-                <w:sz w:val="18"/>
+                <w:sz w:val="19"/>
               </w:rPr>
               <w:t xml:space="preserve"> · INT5-SAF-01, INT5-USE-01</w:t>
             </w:r>
@@ -10506,7 +10506,7 @@
                 <w:rFonts w:ascii="Aptos" w:hAnsi="Aptos"/>
                 <w:b/>
                 <w:color w:val="174829"/>
-                <w:sz w:val="18"/>
+                <w:sz w:val="19"/>
               </w:rPr>
               <w:t xml:space="preserve"> · INT5-SAF-01, INT5-USE-01</w:t>
             </w:r>
@@ -10527,7 +10527,7 @@
                 <w:rFonts w:ascii="Aptos" w:hAnsi="Aptos"/>
                 <w:b/>
                 <w:color w:val="174829"/>
-                <w:sz w:val="18"/>
+                <w:sz w:val="19"/>
               </w:rPr>
               <w:t xml:space="preserve"> · INT5-PRO-01, INT5-INP-01, INT5-USE-01</w:t>
             </w:r>
@@ -10707,7 +10707,7 @@
                 <w:rFonts w:ascii="Aptos" w:hAnsi="Aptos"/>
                 <w:b/>
                 <w:color w:val="174829"/>
-                <w:sz w:val="18"/>
+                <w:sz w:val="19"/>
               </w:rPr>
               <w:t xml:space="preserve"> · INT5-SAF-01</w:t>
             </w:r>
@@ -10887,7 +10887,7 @@
                 <w:rFonts w:ascii="Aptos" w:hAnsi="Aptos"/>
                 <w:b/>
                 <w:color w:val="174829"/>
-                <w:sz w:val="18"/>
+                <w:sz w:val="19"/>
               </w:rPr>
               <w:t xml:space="preserve"> · INT5-PRO-01, INT5-INP-01, INT5-USE-01</w:t>
             </w:r>
@@ -11120,7 +11120,7 @@
                 <w:rFonts w:ascii="Aptos" w:hAnsi="Aptos"/>
                 <w:b/>
                 <w:color w:val="174829"/>
-                <w:sz w:val="18"/>
+                <w:sz w:val="19"/>
               </w:rPr>
               <w:t xml:space="preserve"> · INT5-SAF-01</w:t>
             </w:r>
@@ -11353,7 +11353,7 @@
                 <w:rFonts w:ascii="Aptos" w:hAnsi="Aptos"/>
                 <w:b/>
                 <w:color w:val="174829"/>
-                <w:sz w:val="18"/>
+                <w:sz w:val="19"/>
               </w:rPr>
               <w:t xml:space="preserve"> · INT5-COM-01</w:t>
             </w:r>
@@ -11374,7 +11374,7 @@
                 <w:rFonts w:ascii="Aptos" w:hAnsi="Aptos"/>
                 <w:b/>
                 <w:color w:val="174829"/>
-                <w:sz w:val="18"/>
+                <w:sz w:val="19"/>
               </w:rPr>
               <w:t xml:space="preserve"> · INT5-DES-01, INT5-INP-01, INT5-PRO-01</w:t>
             </w:r>
@@ -11395,7 +11395,7 @@
                 <w:rFonts w:ascii="Aptos" w:hAnsi="Aptos"/>
                 <w:b/>
                 <w:color w:val="174829"/>
-                <w:sz w:val="18"/>
+                <w:sz w:val="19"/>
               </w:rPr>
               <w:t xml:space="preserve"> · INT5-DES-01, INT5-INP-01, INT5-PRO-01, INT5-COM-01</w:t>
             </w:r>
@@ -11416,7 +11416,7 @@
                 <w:rFonts w:ascii="Aptos" w:hAnsi="Aptos"/>
                 <w:b/>
                 <w:color w:val="174829"/>
-                <w:sz w:val="18"/>
+                <w:sz w:val="19"/>
               </w:rPr>
               <w:t xml:space="preserve"> · INT5-PRO-01, INT5-INP-01, INT5-USE-01, INT5-COM-01</w:t>
             </w:r>
@@ -11655,7 +11655,7 @@
                 <w:rFonts w:ascii="Aptos" w:hAnsi="Aptos"/>
                 <w:b/>
                 <w:color w:val="174829"/>
-                <w:sz w:val="18"/>
+                <w:sz w:val="19"/>
               </w:rPr>
               <w:t xml:space="preserve"> · INT5-PRO-01, INT5-INP-01, INT5-USE-01</w:t>
             </w:r>
@@ -11835,7 +11835,7 @@
                 <w:rFonts w:ascii="Aptos" w:hAnsi="Aptos"/>
                 <w:b/>
                 <w:color w:val="174829"/>
-                <w:sz w:val="18"/>
+                <w:sz w:val="19"/>
               </w:rPr>
               <w:t xml:space="preserve"> · INT5-SAF-01</w:t>
             </w:r>
@@ -12015,7 +12015,7 @@
                 <w:rFonts w:ascii="Aptos" w:hAnsi="Aptos"/>
                 <w:b/>
                 <w:color w:val="174829"/>
-                <w:sz w:val="18"/>
+                <w:sz w:val="19"/>
               </w:rPr>
               <w:t xml:space="preserve"> · INT5-PRO-01, INT5-INP-01, INT5-USE-01</w:t>
             </w:r>
@@ -12277,7 +12277,7 @@
                 <w:color w:val="FFFFFF"/>
                 <w:sz w:val="19"/>
               </w:rPr>
-              <w:t>Syllabus alignment</w:t>
+              <w:t>Syllabus content</w:t>
             </w:r>
           </w:p>
         </w:tc>
@@ -12305,7 +12305,7 @@
                 <w:color w:val="FFFFFF"/>
                 <w:sz w:val="19"/>
               </w:rPr>
-              <w:t>What the teacher checks</w:t>
+              <w:t>Evidence / outcomes</w:t>
             </w:r>
           </w:p>
         </w:tc>
@@ -12508,7 +12508,7 @@
                 <w:rFonts w:ascii="Aptos" w:hAnsi="Aptos"/>
                 <w:b/>
                 <w:color w:val="174829"/>
-                <w:sz w:val="18"/>
+                <w:sz w:val="19"/>
               </w:rPr>
               <w:t xml:space="preserve"> · INT5-PRO-01, INT5-INP-01, INT5-USE-01</w:t>
             </w:r>
@@ -12741,7 +12741,7 @@
                 <w:rFonts w:ascii="Aptos" w:hAnsi="Aptos"/>
                 <w:b/>
                 <w:color w:val="174829"/>
-                <w:sz w:val="18"/>
+                <w:sz w:val="19"/>
               </w:rPr>
               <w:t xml:space="preserve"> · INT5-PRO-01, INT5-INP-01, INT5-USE-01</w:t>
             </w:r>
@@ -12980,7 +12980,7 @@
                 <w:rFonts w:ascii="Aptos" w:hAnsi="Aptos"/>
                 <w:b/>
                 <w:color w:val="174829"/>
-                <w:sz w:val="18"/>
+                <w:sz w:val="19"/>
               </w:rPr>
               <w:t xml:space="preserve"> · INT5-PRO-01, INT5-INP-01, INT5-USE-01</w:t>
             </w:r>
@@ -13001,7 +13001,7 @@
                 <w:rFonts w:ascii="Aptos" w:hAnsi="Aptos"/>
                 <w:b/>
                 <w:color w:val="174829"/>
-                <w:sz w:val="18"/>
+                <w:sz w:val="19"/>
               </w:rPr>
               <w:t xml:space="preserve"> · INT5-PRO-01, INT5-INP-01, INT5-USE-01</w:t>
             </w:r>
@@ -13022,7 +13022,7 @@
                 <w:rFonts w:ascii="Aptos" w:hAnsi="Aptos"/>
                 <w:b/>
                 <w:color w:val="174829"/>
-                <w:sz w:val="18"/>
+                <w:sz w:val="19"/>
               </w:rPr>
               <w:t xml:space="preserve"> · INT5-PRO-01, INT5-INP-01, INT5-USE-01</w:t>
             </w:r>
@@ -13043,7 +13043,7 @@
                 <w:rFonts w:ascii="Aptos" w:hAnsi="Aptos"/>
                 <w:b/>
                 <w:color w:val="174829"/>
-                <w:sz w:val="18"/>
+                <w:sz w:val="19"/>
               </w:rPr>
               <w:t xml:space="preserve"> · INT5-PRO-01, INT5-INP-01, INT5-USE-01</w:t>
             </w:r>
@@ -13223,7 +13223,7 @@
                 <w:rFonts w:ascii="Aptos" w:hAnsi="Aptos"/>
                 <w:b/>
                 <w:color w:val="174829"/>
-                <w:sz w:val="18"/>
+                <w:sz w:val="19"/>
               </w:rPr>
               <w:t xml:space="preserve"> · INT5-SAF-01</w:t>
             </w:r>
@@ -13403,7 +13403,7 @@
                 <w:rFonts w:ascii="Aptos" w:hAnsi="Aptos"/>
                 <w:b/>
                 <w:color w:val="174829"/>
-                <w:sz w:val="18"/>
+                <w:sz w:val="19"/>
               </w:rPr>
               <w:t xml:space="preserve"> · INT5-PRO-01, INT5-INP-01, INT5-USE-01</w:t>
             </w:r>
@@ -13636,7 +13636,7 @@
                 <w:rFonts w:ascii="Aptos" w:hAnsi="Aptos"/>
                 <w:b/>
                 <w:color w:val="174829"/>
-                <w:sz w:val="18"/>
+                <w:sz w:val="19"/>
               </w:rPr>
               <w:t xml:space="preserve"> · INT5-COM-01</w:t>
             </w:r>
@@ -13869,7 +13869,7 @@
                 <w:rFonts w:ascii="Aptos" w:hAnsi="Aptos"/>
                 <w:b/>
                 <w:color w:val="174829"/>
-                <w:sz w:val="18"/>
+                <w:sz w:val="19"/>
               </w:rPr>
               <w:t xml:space="preserve"> · INT5-COM-01</w:t>
             </w:r>
@@ -14108,7 +14108,7 @@
                 <w:rFonts w:ascii="Aptos" w:hAnsi="Aptos"/>
                 <w:b/>
                 <w:color w:val="174829"/>
-                <w:sz w:val="18"/>
+                <w:sz w:val="19"/>
               </w:rPr>
               <w:t xml:space="preserve"> · INT5-PRO-01, INT5-INP-01, INT5-USE-01</w:t>
             </w:r>
@@ -14288,7 +14288,7 @@
                 <w:rFonts w:ascii="Aptos" w:hAnsi="Aptos"/>
                 <w:b/>
                 <w:color w:val="174829"/>
-                <w:sz w:val="18"/>
+                <w:sz w:val="19"/>
               </w:rPr>
               <w:t xml:space="preserve"> · INT5-SAF-01</w:t>
             </w:r>
@@ -14468,7 +14468,7 @@
                 <w:rFonts w:ascii="Aptos" w:hAnsi="Aptos"/>
                 <w:b/>
                 <w:color w:val="174829"/>
-                <w:sz w:val="18"/>
+                <w:sz w:val="19"/>
               </w:rPr>
               <w:t xml:space="preserve"> · INT5-PRO-01, INT5-INP-01, INT5-USE-01</w:t>
             </w:r>
